--- a/docs/requirements/Functional_Requirements_Proposed.docx
+++ b/docs/requirements/Functional_Requirements_Proposed.docx
@@ -21464,7 +21464,7 @@
           <w:szCs w:val="22"/>
           <w:lang w:val="vi-VN"/>
         </w:rPr>
-        <w:t xml:space="preserve"> Khi status thay đổi đối với TransportOrder, TransportOrderHorse, HorseDocumentVersion, RouteLeg, Quotation hoặc ChangeRequest, hệ thống ghi StatusAuditLog cho transition đó. FR này không yêu cầu audit mọi entity hoặc mọi data change.</w:t>
+        <w:t xml:space="preserve"> Khi status thay đổi đối với TransportOrder, TransportOrderHorse, HorseDocumentVersion, RouteLeg hoặc Quotation, hệ thống ghi StatusAuditLog cho transition đó. FR này không yêu cầu audit mọi entity hoặc mọi data change.</w:t>
       </w:r>
     </w:p>
     <w:p>
@@ -21509,7 +21509,7 @@
           <w:szCs w:val="22"/>
           <w:lang w:val="vi-VN"/>
         </w:rPr>
-        <w:t>Một confirmed workflow thực hiện status transition trên một trong sáu entity thuộc BR-19.</w:t>
+        <w:t>Một confirmed workflow thực hiện status transition trên một trong năm entity thuộc BR-19.</w:t>
       </w:r>
     </w:p>
     <w:p>
@@ -21767,7 +21767,7 @@
           <w:szCs w:val="22"/>
           <w:lang w:val="vi-VN"/>
         </w:rPr>
-        <w:t>[ ] Mỗi status change của đúng sáu entity BR-19 tạo một StatusAuditLog chứa entity, entity ID, old status, new status, actor và timestamp.</w:t>
+        <w:t>[ ] Mỗi status change của đúng năm entity BR-19 tạo một StatusAuditLog chứa entity, entity ID, old status, new status, actor và timestamp.</w:t>
       </w:r>
     </w:p>
     <w:p>
@@ -21880,7 +21880,7 @@
           <w:szCs w:val="22"/>
           <w:lang w:val="vi-VN"/>
         </w:rPr>
-        <w:t xml:space="preserve"> Các FR từ FR-002 đến FR-019 có status transition trên sáu entity thuộc BR-19.</w:t>
+        <w:t xml:space="preserve"> Các FR từ FR-002 đến FR-019 có status transition trên năm entity thuộc BR-19.</w:t>
       </w:r>
     </w:p>
     <w:p>
@@ -21944,7 +21944,7 @@
           <w:szCs w:val="22"/>
           <w:lang w:val="vi-VN"/>
         </w:rPr>
-        <w:t xml:space="preserve"> Complex — yêu cầu ghi nhất quán các business status transition của sáu entity thuộc BR-19.</w:t>
+        <w:t xml:space="preserve"> Complex — yêu cầu ghi nhất quán các business status transition của năm entity thuộc BR-19.</w:t>
       </w:r>
     </w:p>
     <w:p>

--- a/docs/requirements/Functional_Requirements_Proposed.docx
+++ b/docs/requirements/Functional_Requirements_Proposed.docx
@@ -5135,6 +5135,78 @@
     <w:p>
       <w:pPr>
         <w:pStyle w:val="Heading1"/>
+      </w:pPr>
+      <w:r>
+        <w:t>Approved Sprint 2 Clarifications (FR-005–FR-014)</w:t>
+      </w:r>
+    </w:p>
+    <w:p>
+      <w:pPr>
+        <w:pStyle w:val="meta"/>
+      </w:pPr>
+      <w:r>
+        <w:t>Status: Approved by Human Review on 02/10/2026. These rules clarify the existing approved FRs; they do not create a new Functional Requirement or Sprint item.</w:t>
+      </w:r>
+    </w:p>
+    <w:p>
+      <w:pPr/>
+      <w:r>
+        <w:t>Order-level assignment: After a signed Stripe webhook records Deposit PAID and transitions QUOTATION_SENT → APPROVED, LM manually confirms exactly one ACTIVE TS and exactly one ACTIVE FRC. The confirmation records both assignments; there is no acceptance/rejection, negotiation, recommendation, automatic TS/FRC selection, or reassignment workflow.</w:t>
+      </w:r>
+    </w:p>
+    <w:p>
+      <w:pPr/>
+      <w:r>
+        <w:t>Candidate information: TS candidates have role TRANSPORT_SPECIALIST; FRC candidates have role FLEET_ROUTE_COORDINATOR. Each list exposes user/staff identity, full name, role, and activeOrderCount. Lists should preferably be ordered by activeOrderCount ascending, with a stable identity tie-breaker. Workload is informational; LM makes the final choice.</w:t>
+      </w:r>
+    </w:p>
+    <w:p>
+      <w:pPr/>
+      <w:r>
+        <w:t>TS activeOrderCount: Count Order-level TS assignments where Order.status = APPROVED and documents_final_confirmed_at is null. An Order stops counting on assigned-TS Final Confirm or an earlier terminal cancellation/rejection.</w:t>
+      </w:r>
+    </w:p>
+    <w:p>
+      <w:pPr/>
+      <w:r>
+        <w:t>FRC activeOrderCount: Count Order-level FRC assignments on non-terminal Orders for which no LM-approved Route Plan exists. Assigned-but-not-yet-actionable Orders count because responsibility has been allocated. An Order stops counting when LM approves/locks the Route Plan or the Order becomes terminal.</w:t>
+      </w:r>
+    </w:p>
+    <w:p>
+      <w:pPr/>
+      <w:r>
+        <w:t>Assigned queues: The TS queue contains only Orders assigned to the authenticated TS and actionable in the unfinished APPROVED Document Phase. The FRC queue contains only Orders assigned to the authenticated FRC with Remaining Balance PAID and a Route Plan that is absent, DRAFT, or RETURNED. PENDING_LM_REVIEW and APPROVED plans are not FRC-actionable. No queue accepts a manually supplied Order ID as ownership.</w:t>
+      </w:r>
+    </w:p>
+    <w:p>
+      <w:pPr/>
+      <w:r>
+        <w:t>Vehicle strategy: Vehicle is existing fleet/reference data. A small idempotent demo dataset using only approved Vehicle fields is sufficient. Vehicle schedule availability is derived from ROAD RouteLeg allocation intervals, not a mutable busy flag. A relevant existing allocation is the same Vehicle on another ROAD RouteLeg of a non-terminal Order. A conflict exists exactly when newStart &lt; existingEnd AND newEnd &gt; existingStart; equal boundary times do not overlap. Existing MAINTENANCE/INACTIVE master records are not selectable.</w:t>
+      </w:r>
+    </w:p>
+    <w:p>
+      <w:pPr/>
+      <w:r>
+        <w:t>Execution staff: FRC selects Vehicles and Horse allocations, never Driver/Escort. After LM confirms and permanently locks the Route Plan, System automatically selects ACTIVE role-matching Driver/Escort candidates with no overlapping non-completed execution assignment. Among eligible candidates, choose the lowest active execution-assignment count, then the existing stable user identifier as deterministic tie-breaker.</w:t>
+      </w:r>
+    </w:p>
+    <w:p>
+      <w:pPr/>
+      <w:r>
+        <w:t>READY_TO_SHIP gate: Order moves to READY_TO_SHIP only after the locked Route Plan has exactly one Driver and one Escort for every ROAD Vehicle and exactly one Escort with no Driver for every AIR RouteLeg, and all assignments are persisted successfully. Execution begins in Sprint 3.</w:t>
+      </w:r>
+    </w:p>
+    <w:p>
+      <w:pPr>
+        <w:pStyle w:val="classification"/>
+      </w:pPr>
+      <w:r>
+        <w:t>Contradiction classification: Vehicle capacity/overlap, FRC Vehicle selection, LM route review, automatic execution-staff assignment, and the complete READY_TO_SHIP gate were already supported. LM assignment timing, candidate workload display, assigned-user queues, Vehicle reference-data strategy, and exact execution-staff eligibility/selection are approved clarifications. No approved FR rule is replaced; the earlier automatic-FRC proposal was not published or approved.</w:t>
+      </w:r>
+    </w:p>
+    <w:p>
+      <w:pPr>
+        <w:pStyle w:val="Heading1"/>
         <w:pageBreakBefore/>
         <w:rPr>
           <w:rFonts w:ascii="Calibri" w:eastAsia="Times New Roman" w:hAnsi="Calibri" w:cs="Calibri"/>
@@ -5686,35 +5758,7 @@
           <w:szCs w:val="22"/>
           <w:lang w:val="vi-VN"/>
         </w:rPr>
-        <w:t>Sources:</w:t>
-      </w:r>
-      <w:r>
-        <w:rPr>
-          <w:rFonts w:ascii="Calibri" w:hAnsi="Calibri" w:cs="Calibri"/>
-          <w:color w:val="172235"/>
-          <w:sz w:val="22"/>
-          <w:szCs w:val="22"/>
-          <w:lang w:val="vi-VN"/>
-        </w:rPr>
-        <w:t xml:space="preserve"> BR-03; ERD </w:t>
-      </w:r>
-      <w:r>
-        <w:rPr>
-          <w:rStyle w:val="HTMLCode"/>
-          <w:color w:val="172235"/>
-          <w:lang w:val="vi-VN"/>
-        </w:rPr>
-        <w:t>horses</w:t>
-      </w:r>
-      <w:r>
-        <w:rPr>
-          <w:rFonts w:ascii="Calibri" w:hAnsi="Calibri" w:cs="Calibri"/>
-          <w:color w:val="172235"/>
-          <w:sz w:val="22"/>
-          <w:szCs w:val="22"/>
-          <w:lang w:val="vi-VN"/>
-        </w:rPr>
-        <w:t>.</w:t>
+        <w:t>Sources: BR-04; ERD horses.</w:t>
       </w:r>
     </w:p>
     <w:p>
@@ -6669,17 +6713,7 @@
           <w:szCs w:val="22"/>
           <w:lang w:val="vi-VN"/>
         </w:rPr>
-        <w:t>Sources:</w:t>
-      </w:r>
-      <w:r>
-        <w:rPr>
-          <w:rFonts w:ascii="Calibri" w:hAnsi="Calibri" w:cs="Calibri"/>
-          <w:color w:val="172235"/>
-          <w:sz w:val="22"/>
-          <w:szCs w:val="22"/>
-          <w:lang w:val="vi-VN"/>
-        </w:rPr>
-        <w:t xml:space="preserve"> Confirmed Workflow §§1–3, 5; BR-05; ERD transport_orders, transport_order_horses.</w:t>
+        <w:t>Sources: Confirmed Workflow §§1–3, 5; BR-06; ERD transport_orders, transport_order_horses.</w:t>
       </w:r>
     </w:p>
     <w:p>
@@ -9665,17 +9699,7 @@
           <w:szCs w:val="22"/>
           <w:lang w:val="vi-VN"/>
         </w:rPr>
-        <w:t>Description:</w:t>
-      </w:r>
-      <w:r>
-        <w:rPr>
-          <w:rFonts w:ascii="Calibri" w:hAnsi="Calibri" w:cs="Calibri"/>
-          <w:color w:val="172235"/>
-          <w:sz w:val="22"/>
-          <w:szCs w:val="22"/>
-          <w:lang w:val="vi-VN"/>
-        </w:rPr>
-        <w:t xml:space="preserve"> Hệ thống tạo đúng cùng một checklist cố định gồm năm tài liệu bắt buộc cho mỗi Horse; TS đặt một Document Completion Deadline cho toàn Order và thông báo Customer.</w:t>
+        <w:t>Description: Hệ thống tạo đúng cùng một checklist cố định gồm năm tài liệu bắt buộc cho mỗi Horse; assigned TS đặt một Document Completion Deadline cho toàn Order và thông báo Customer.</w:t>
       </w:r>
     </w:p>
     <w:p>
@@ -9860,7 +9884,7 @@
           <w:szCs w:val="22"/>
           <w:lang w:val="vi-VN"/>
         </w:rPr>
-        <w:t>TS đặt deadline toàn Order.</w:t>
+        <w:t>Assigned TS đặt deadline toàn Order.</w:t>
       </w:r>
     </w:p>
     <w:p>
@@ -10068,7 +10092,7 @@
           <w:szCs w:val="22"/>
           <w:lang w:val="vi-VN"/>
         </w:rPr>
-        <w:t>[ ] Một deadline duy nhất được áp dụng cho toàn Order.</w:t>
+        <w:t>[ ] Một deadline duy nhất được áp dụng cho toàn Order và chỉ assigned TS được đặt deadline.</w:t>
       </w:r>
     </w:p>
     <w:p>
@@ -10213,17 +10237,7 @@
           <w:szCs w:val="22"/>
           <w:lang w:val="vi-VN"/>
         </w:rPr>
-        <w:t>Sources:</w:t>
-      </w:r>
-      <w:r>
-        <w:rPr>
-          <w:rFonts w:ascii="Calibri" w:hAnsi="Calibri" w:cs="Calibri"/>
-          <w:color w:val="172235"/>
-          <w:sz w:val="22"/>
-          <w:szCs w:val="22"/>
-          <w:lang w:val="vi-VN"/>
-        </w:rPr>
-        <w:t xml:space="preserve"> Confirmed human decision on the fixed mandatory checklist; Confirmed Workflow §§5–7; ERD horse_documents.</w:t>
+        <w:t>Sources: Confirmed human decisions on fixed checklist and Order-level staff assignment; Confirmed Workflow §§5–7; BR-17, BR-18; ERD horse_documents, order_staff_assignments.</w:t>
       </w:r>
     </w:p>
     <w:p>
@@ -10312,7 +10326,7 @@
     <w:p>
       <w:pPr>
         <w:pStyle w:val="meta"/>
-        <w:spacing w:after="60"/>
+        <w:spacing w:after="20"/>
         <w:rPr>
           <w:rFonts w:ascii="Calibri" w:hAnsi="Calibri" w:cs="Calibri"/>
           <w:color w:val="172235"/>
@@ -10335,7 +10349,7 @@
     <w:p>
       <w:pPr>
         <w:pStyle w:val="meta"/>
-        <w:spacing w:after="60"/>
+        <w:spacing w:after="20"/>
         <w:rPr>
           <w:rFonts w:ascii="Calibri" w:hAnsi="Calibri" w:cs="Calibri"/>
           <w:color w:val="172235"/>
@@ -10368,7 +10382,7 @@
     <w:p>
       <w:pPr>
         <w:pStyle w:val="meta"/>
-        <w:spacing w:after="60"/>
+        <w:spacing w:after="20"/>
         <w:rPr>
           <w:rFonts w:ascii="Calibri" w:hAnsi="Calibri" w:cs="Calibri"/>
           <w:color w:val="172235"/>
@@ -10401,7 +10415,7 @@
     <w:p>
       <w:pPr>
         <w:pStyle w:val="meta"/>
-        <w:spacing w:after="60"/>
+        <w:spacing w:after="20"/>
         <w:rPr>
           <w:rFonts w:ascii="Calibri" w:hAnsi="Calibri" w:cs="Calibri"/>
           <w:color w:val="172235"/>
@@ -10418,22 +10432,13 @@
           <w:szCs w:val="22"/>
           <w:lang w:val="vi-VN"/>
         </w:rPr>
-        <w:t>Description:</w:t>
-      </w:r>
-      <w:r>
-        <w:rPr>
-          <w:rFonts w:ascii="Calibri" w:hAnsi="Calibri" w:cs="Calibri"/>
-          <w:color w:val="172235"/>
-          <w:sz w:val="22"/>
-          <w:szCs w:val="22"/>
-          <w:lang w:val="vi-VN"/>
-        </w:rPr>
-        <w:t xml:space="preserve"> Customer quản lý bản nháp và submit; TS review expiry và overall validity rồi approve/reject; các version đã submit được giữ bất biến.</w:t>
+        <w:t>Description: Customer quản lý bản nháp và submit; assigned TS review expiry và overall validity rồi approve/reject; các version đã submit được giữ bất biến.</w:t>
       </w:r>
     </w:p>
     <w:p>
       <w:pPr>
         <w:keepNext/>
+        <w:spacing w:after="20"/>
         <w:divId w:val="1206062581"/>
         <w:rPr>
           <w:rFonts w:ascii="Calibri" w:eastAsia="Times New Roman" w:hAnsi="Calibri" w:cs="Calibri"/>
@@ -10457,7 +10462,7 @@
     <w:p>
       <w:pPr>
         <w:pStyle w:val="NormalWeb"/>
-        <w:spacing w:after="60"/>
+        <w:spacing w:after="20"/>
         <w:rPr>
           <w:rFonts w:ascii="Calibri" w:hAnsi="Calibri" w:cs="Calibri"/>
           <w:color w:val="172235"/>
@@ -10480,6 +10485,7 @@
     <w:p>
       <w:pPr>
         <w:keepNext/>
+        <w:spacing w:after="20"/>
         <w:divId w:val="96485630"/>
         <w:rPr>
           <w:rFonts w:ascii="Calibri" w:eastAsia="Times New Roman" w:hAnsi="Calibri" w:cs="Calibri"/>
@@ -10506,7 +10512,7 @@
           <w:ilvl w:val="0"/>
           <w:numId w:val="19"/>
         </w:numPr>
-        <w:spacing w:after="40"/>
+        <w:spacing w:after="20"/>
         <w:ind w:left="1267"/>
         <w:rPr>
           <w:rFonts w:ascii="Calibri" w:eastAsia="Times New Roman" w:hAnsi="Calibri" w:cs="Calibri"/>
@@ -10551,7 +10557,7 @@
           <w:ilvl w:val="0"/>
           <w:numId w:val="19"/>
         </w:numPr>
-        <w:spacing w:after="40"/>
+        <w:spacing w:after="20"/>
         <w:ind w:left="1267"/>
         <w:rPr>
           <w:rFonts w:ascii="Calibri" w:eastAsia="Times New Roman" w:hAnsi="Calibri" w:cs="Calibri"/>
@@ -10578,7 +10584,7 @@
           <w:ilvl w:val="0"/>
           <w:numId w:val="19"/>
         </w:numPr>
-        <w:spacing w:after="40"/>
+        <w:spacing w:after="20"/>
         <w:ind w:left="1267"/>
         <w:rPr>
           <w:rFonts w:ascii="Calibri" w:eastAsia="Times New Roman" w:hAnsi="Calibri" w:cs="Calibri"/>
@@ -10623,7 +10629,7 @@
           <w:ilvl w:val="0"/>
           <w:numId w:val="19"/>
         </w:numPr>
-        <w:spacing w:after="40"/>
+        <w:spacing w:after="20"/>
         <w:ind w:left="1267"/>
         <w:rPr>
           <w:rFonts w:ascii="Calibri" w:eastAsia="Times New Roman" w:hAnsi="Calibri" w:cs="Calibri"/>
@@ -10641,7 +10647,7 @@
           <w:szCs w:val="22"/>
           <w:lang w:val="vi-VN"/>
         </w:rPr>
-        <w:t>TS review document expiry và overall document validity; BR-11 hướng dẫn TS khi đánh giá vaccination certificate.</w:t>
+        <w:t>Assigned TS review document expiry và overall document validity; BR-13 hướng dẫn TS khi đánh giá vaccination certificate.</w:t>
       </w:r>
     </w:p>
     <w:p>
@@ -10650,7 +10656,7 @@
           <w:ilvl w:val="0"/>
           <w:numId w:val="19"/>
         </w:numPr>
-        <w:spacing w:after="40"/>
+        <w:spacing w:after="20"/>
         <w:ind w:left="1267"/>
         <w:rPr>
           <w:rFonts w:ascii="Calibri" w:eastAsia="Times New Roman" w:hAnsi="Calibri" w:cs="Calibri"/>
@@ -10668,7 +10674,7 @@
           <w:szCs w:val="22"/>
           <w:lang w:val="vi-VN"/>
         </w:rPr>
-        <w:t>TS approve khi TS xác định document hợp lệ; nếu TS xác định document không hợp lệ, TS reject và bắt buộc nhập rejection_reason.</w:t>
+        <w:t>Assigned TS approve khi xác định document hợp lệ; nếu xác định document không hợp lệ, assigned TS reject và bắt buộc nhập rejection_reason.</w:t>
       </w:r>
     </w:p>
     <w:p>
@@ -10677,7 +10683,7 @@
           <w:ilvl w:val="0"/>
           <w:numId w:val="19"/>
         </w:numPr>
-        <w:spacing w:after="40"/>
+        <w:spacing w:after="20"/>
         <w:ind w:left="1267"/>
         <w:rPr>
           <w:rFonts w:ascii="Calibri" w:eastAsia="Times New Roman" w:hAnsi="Calibri" w:cs="Calibri"/>
@@ -10701,6 +10707,7 @@
     <w:p>
       <w:pPr>
         <w:keepNext/>
+        <w:spacing w:after="20"/>
         <w:divId w:val="569465717"/>
         <w:rPr>
           <w:rFonts w:ascii="Calibri" w:eastAsia="Times New Roman" w:hAnsi="Calibri" w:cs="Calibri"/>
@@ -10727,7 +10734,7 @@
           <w:ilvl w:val="0"/>
           <w:numId w:val="20"/>
         </w:numPr>
-        <w:spacing w:after="40"/>
+        <w:spacing w:after="20"/>
         <w:ind w:left="1267"/>
         <w:rPr>
           <w:rFonts w:ascii="Calibri" w:eastAsia="Times New Roman" w:hAnsi="Calibri" w:cs="Calibri"/>
@@ -10754,7 +10761,7 @@
           <w:ilvl w:val="0"/>
           <w:numId w:val="20"/>
         </w:numPr>
-        <w:spacing w:after="40"/>
+        <w:spacing w:after="20"/>
         <w:ind w:left="1267"/>
         <w:rPr>
           <w:rFonts w:ascii="Calibri" w:eastAsia="Times New Roman" w:hAnsi="Calibri" w:cs="Calibri"/>
@@ -10817,7 +10824,7 @@
           <w:ilvl w:val="0"/>
           <w:numId w:val="20"/>
         </w:numPr>
-        <w:spacing w:after="40"/>
+        <w:spacing w:after="20"/>
         <w:ind w:left="1267"/>
         <w:rPr>
           <w:rFonts w:ascii="Calibri" w:eastAsia="Times New Roman" w:hAnsi="Calibri" w:cs="Calibri"/>
@@ -10841,6 +10848,7 @@
     <w:p>
       <w:pPr>
         <w:keepNext/>
+        <w:spacing w:after="20"/>
         <w:divId w:val="714083247"/>
         <w:rPr>
           <w:rFonts w:ascii="Calibri" w:eastAsia="Times New Roman" w:hAnsi="Calibri" w:cs="Calibri"/>
@@ -10867,7 +10875,7 @@
           <w:ilvl w:val="0"/>
           <w:numId w:val="21"/>
         </w:numPr>
-        <w:spacing w:after="40"/>
+        <w:spacing w:after="20"/>
         <w:ind w:left="1267"/>
         <w:rPr>
           <w:rFonts w:ascii="Calibri" w:eastAsia="Times New Roman" w:hAnsi="Calibri" w:cs="Calibri"/>
@@ -10894,7 +10902,7 @@
           <w:ilvl w:val="0"/>
           <w:numId w:val="21"/>
         </w:numPr>
-        <w:spacing w:after="40"/>
+        <w:spacing w:after="20"/>
         <w:ind w:left="1267"/>
         <w:rPr>
           <w:rFonts w:ascii="Calibri" w:eastAsia="Times New Roman" w:hAnsi="Calibri" w:cs="Calibri"/>
@@ -10912,7 +10920,7 @@
           <w:szCs w:val="22"/>
           <w:lang w:val="vi-VN"/>
         </w:rPr>
-        <w:t>[ ] Chỉ TS quyết định approve/reject sau khi review expiry và overall validity.</w:t>
+        <w:t>[ ] Chỉ TS được assign cho Order quyết định approve/reject sau khi review expiry và overall validity.</w:t>
       </w:r>
     </w:p>
     <w:p>
@@ -10921,7 +10929,7 @@
           <w:ilvl w:val="0"/>
           <w:numId w:val="21"/>
         </w:numPr>
-        <w:spacing w:after="40"/>
+        <w:spacing w:after="20"/>
         <w:ind w:left="1267"/>
         <w:rPr>
           <w:rFonts w:ascii="Calibri" w:eastAsia="Times New Roman" w:hAnsi="Calibri" w:cs="Calibri"/>
@@ -10948,7 +10956,7 @@
           <w:ilvl w:val="0"/>
           <w:numId w:val="21"/>
         </w:numPr>
-        <w:spacing w:after="40"/>
+        <w:spacing w:after="20"/>
         <w:ind w:left="1267"/>
         <w:rPr>
           <w:rFonts w:ascii="Calibri" w:eastAsia="Times New Roman" w:hAnsi="Calibri" w:cs="Calibri"/>
@@ -10993,7 +11001,7 @@
           <w:ilvl w:val="0"/>
           <w:numId w:val="21"/>
         </w:numPr>
-        <w:spacing w:after="40"/>
+        <w:spacing w:after="20"/>
         <w:ind w:left="1267"/>
         <w:rPr>
           <w:rFonts w:ascii="Calibri" w:eastAsia="Times New Roman" w:hAnsi="Calibri" w:cs="Calibri"/>
@@ -11038,7 +11046,7 @@
           <w:ilvl w:val="0"/>
           <w:numId w:val="21"/>
         </w:numPr>
-        <w:spacing w:after="40"/>
+        <w:spacing w:after="20"/>
         <w:ind w:left="1267"/>
         <w:rPr>
           <w:rFonts w:ascii="Calibri" w:eastAsia="Times New Roman" w:hAnsi="Calibri" w:cs="Calibri"/>
@@ -11065,7 +11073,7 @@
           <w:ilvl w:val="0"/>
           <w:numId w:val="21"/>
         </w:numPr>
-        <w:spacing w:after="40"/>
+        <w:spacing w:after="20"/>
         <w:ind w:left="1267"/>
         <w:rPr>
           <w:rFonts w:ascii="Calibri" w:eastAsia="Times New Roman" w:hAnsi="Calibri" w:cs="Calibri"/>
@@ -11083,13 +11091,13 @@
           <w:szCs w:val="22"/>
           <w:lang w:val="vi-VN"/>
         </w:rPr>
-        <w:t>[ ] BR-11 hướng dẫn TS đánh giá vaccination certificate expiry; System không tự động đưa ra quyết định approval/rejection dựa trên expiry.</w:t>
+        <w:t>[ ] BR-13 hướng dẫn assigned TS đánh giá vaccination certificate expiry; System không tự động đưa ra quyết định approval/rejection dựa trên expiry.</w:t>
       </w:r>
     </w:p>
     <w:p>
       <w:pPr>
         <w:pStyle w:val="meta"/>
-        <w:spacing w:after="60"/>
+        <w:spacing w:after="20"/>
         <w:rPr>
           <w:rFonts w:ascii="Calibri" w:hAnsi="Calibri" w:cs="Calibri"/>
           <w:color w:val="172235"/>
@@ -11122,7 +11130,7 @@
     <w:p>
       <w:pPr>
         <w:pStyle w:val="meta"/>
-        <w:spacing w:after="60"/>
+        <w:spacing w:after="20"/>
         <w:rPr>
           <w:rFonts w:ascii="Calibri" w:hAnsi="Calibri" w:cs="Calibri"/>
           <w:color w:val="172235"/>
@@ -11155,7 +11163,7 @@
     <w:p>
       <w:pPr>
         <w:pStyle w:val="meta"/>
-        <w:spacing w:after="60"/>
+        <w:spacing w:after="20"/>
         <w:rPr>
           <w:rFonts w:ascii="Calibri" w:hAnsi="Calibri" w:cs="Calibri"/>
           <w:color w:val="172235"/>
@@ -11188,7 +11196,7 @@
     <w:p>
       <w:pPr>
         <w:pStyle w:val="meta"/>
-        <w:spacing w:after="60"/>
+        <w:spacing w:after="20"/>
         <w:rPr>
           <w:rFonts w:ascii="Calibri" w:hAnsi="Calibri" w:cs="Calibri"/>
           <w:color w:val="172235"/>
@@ -11205,23 +11213,13 @@
           <w:szCs w:val="22"/>
           <w:lang w:val="vi-VN"/>
         </w:rPr>
-        <w:t>Sources:</w:t>
-      </w:r>
-      <w:r>
-        <w:rPr>
-          <w:rFonts w:ascii="Calibri" w:hAnsi="Calibri" w:cs="Calibri"/>
-          <w:color w:val="172235"/>
-          <w:sz w:val="22"/>
-          <w:szCs w:val="22"/>
-          <w:lang w:val="vi-VN"/>
-        </w:rPr>
-        <w:t xml:space="preserve"> Confirmed Workflow §6; BR-11, BR-13; ERD document entities.</w:t>
+        <w:t>Sources: Confirmed Workflow §§5.4, 6; BR-13, BR-15, BR-17; ERD document entities, order_staff_assignments.</w:t>
       </w:r>
     </w:p>
     <w:p>
       <w:pPr>
         <w:pStyle w:val="classification"/>
-        <w:spacing w:before="60" w:after="60"/>
+        <w:spacing w:before="60" w:after="20"/>
         <w:rPr>
           <w:rFonts w:ascii="Calibri" w:hAnsi="Calibri" w:cs="Calibri"/>
           <w:color w:val="172235"/>
@@ -11254,7 +11252,7 @@
     <w:p>
       <w:pPr>
         <w:pStyle w:val="NormalWeb"/>
-        <w:spacing w:after="60"/>
+        <w:spacing w:after="20"/>
         <w:rPr>
           <w:rFonts w:ascii="Calibri" w:hAnsi="Calibri" w:cs="Calibri"/>
           <w:color w:val="172235"/>
@@ -11462,43 +11460,7 @@
           <w:szCs w:val="22"/>
           <w:lang w:val="vi-VN"/>
         </w:rPr>
-        <w:t xml:space="preserve">Order </w:t>
-      </w:r>
-      <w:r>
-        <w:rPr>
-          <w:rStyle w:val="HTMLCode"/>
-          <w:color w:val="172235"/>
-          <w:lang w:val="vi-VN"/>
-        </w:rPr>
-        <w:t>APPROVED</w:t>
-      </w:r>
-      <w:r>
-        <w:rPr>
-          <w:rFonts w:ascii="Calibri" w:hAnsi="Calibri" w:cs="Calibri"/>
-          <w:color w:val="172235"/>
-          <w:sz w:val="22"/>
-          <w:szCs w:val="22"/>
-          <w:lang w:val="vi-VN"/>
-        </w:rPr>
-        <w:t xml:space="preserve">; deadline đã được TS đặt; Deposit </w:t>
-      </w:r>
-      <w:r>
-        <w:rPr>
-          <w:rStyle w:val="HTMLCode"/>
-          <w:color w:val="172235"/>
-          <w:lang w:val="vi-VN"/>
-        </w:rPr>
-        <w:t>PAID</w:t>
-      </w:r>
-      <w:r>
-        <w:rPr>
-          <w:rFonts w:ascii="Calibri" w:hAnsi="Calibri" w:cs="Calibri"/>
-          <w:color w:val="172235"/>
-          <w:sz w:val="22"/>
-          <w:szCs w:val="22"/>
-          <w:lang w:val="vi-VN"/>
-        </w:rPr>
-        <w:t>.</w:t>
+        <w:t>Order APPROVED; deadline đã được assigned TS đặt; Deposit PAID.</w:t>
       </w:r>
     </w:p>
     <w:p>
@@ -11787,7 +11749,7 @@
           <w:szCs w:val="22"/>
           <w:lang w:val="vi-VN"/>
         </w:rPr>
-        <w:t>TS reject pending document sau deadline: cancel ngay và refund.</w:t>
+        <w:t>Assigned TS reject pending document sau deadline: cancel ngay và refund.</w:t>
       </w:r>
     </w:p>
     <w:p>
@@ -12336,17 +12298,7 @@
           <w:szCs w:val="22"/>
           <w:lang w:val="vi-VN"/>
         </w:rPr>
-        <w:t>Description:</w:t>
-      </w:r>
-      <w:r>
-        <w:rPr>
-          <w:rFonts w:ascii="Calibri" w:hAnsi="Calibri" w:cs="Calibri"/>
-          <w:color w:val="172235"/>
-          <w:sz w:val="22"/>
-          <w:szCs w:val="22"/>
-          <w:lang w:val="vi-VN"/>
-        </w:rPr>
-        <w:t xml:space="preserve"> Chỉ khi tất cả tài liệu đều approved, TS mới được Final Confirm; Customer sau đó thanh toán Remaining Balance.</w:t>
+        <w:t>Description: Chỉ khi tất cả tài liệu đều approved, assigned TS mới được Final Confirm; Customer sau đó thanh toán Remaining Balance.</w:t>
       </w:r>
     </w:p>
     <w:p>
@@ -12486,7 +12438,7 @@
           <w:szCs w:val="22"/>
           <w:lang w:val="vi-VN"/>
         </w:rPr>
-        <w:t>TS Final Confirm.</w:t>
+        <w:t>Assigned TS Final Confirm.</w:t>
       </w:r>
     </w:p>
     <w:p>
@@ -12612,7 +12564,7 @@
           <w:szCs w:val="22"/>
           <w:lang w:val="vi-VN"/>
         </w:rPr>
-        <w:t>Order được bàn giao cho FRC Route Planning.</w:t>
+        <w:t>Order trở thành actionable trong work queue của assigned FRC.</w:t>
       </w:r>
     </w:p>
     <w:p>
@@ -12793,7 +12745,7 @@
           <w:szCs w:val="22"/>
           <w:lang w:val="vi-VN"/>
         </w:rPr>
-        <w:t>[ ] System không tự Final Confirm.</w:t>
+        <w:t>[ ] System không tự Final Confirm và TS không được assign không thể Final Confirm.</w:t>
       </w:r>
     </w:p>
     <w:p>
@@ -13193,17 +13145,7 @@
           <w:szCs w:val="22"/>
           <w:lang w:val="vi-VN"/>
         </w:rPr>
-        <w:t>Description:</w:t>
-      </w:r>
-      <w:r>
-        <w:rPr>
-          <w:rFonts w:ascii="Calibri" w:hAnsi="Calibri" w:cs="Calibri"/>
-          <w:color w:val="172235"/>
-          <w:sz w:val="22"/>
-          <w:szCs w:val="22"/>
-          <w:lang w:val="vi-VN"/>
-        </w:rPr>
-        <w:t xml:space="preserve"> FRC tạo danh sách ROAD/AIR legs có thứ tự; hệ thống kiểm tra cấu trúc và planned-time ordering đã xác nhận trước khi cho Confirm Route Ready.</w:t>
+        <w:t>Description: Assigned FRC tạo danh sách ROAD/AIR legs có thứ tự; hệ thống kiểm tra cấu trúc và planned-time ordering đã xác nhận trước khi cho Confirm Route Ready.</w:t>
       </w:r>
     </w:p>
     <w:p>
@@ -13248,25 +13190,7 @@
           <w:szCs w:val="22"/>
           <w:lang w:val="vi-VN"/>
         </w:rPr>
-        <w:t xml:space="preserve">Remaining Balance </w:t>
-      </w:r>
-      <w:r>
-        <w:rPr>
-          <w:rStyle w:val="HTMLCode"/>
-          <w:color w:val="172235"/>
-          <w:lang w:val="vi-VN"/>
-        </w:rPr>
-        <w:t>PAID</w:t>
-      </w:r>
-      <w:r>
-        <w:rPr>
-          <w:rFonts w:ascii="Calibri" w:hAnsi="Calibri" w:cs="Calibri"/>
-          <w:color w:val="172235"/>
-          <w:sz w:val="22"/>
-          <w:szCs w:val="22"/>
-          <w:lang w:val="vi-VN"/>
-        </w:rPr>
-        <w:t>.</w:t>
+        <w:t>Remaining Balance PAID; authenticated FRC is the Order's assigned FRC; Route Plan is absent, DRAFT, or RETURNED.</w:t>
       </w:r>
     </w:p>
     <w:p>
@@ -13316,7 +13240,7 @@
           <w:szCs w:val="22"/>
           <w:lang w:val="vi-VN"/>
         </w:rPr>
-        <w:t>FRC tạo ít nhất một RouteLeg.</w:t>
+        <w:t>Assigned FRC tạo ít nhất một RouteLeg.</w:t>
       </w:r>
     </w:p>
     <w:p>
@@ -13424,7 +13348,7 @@
           <w:szCs w:val="22"/>
           <w:lang w:val="vi-VN"/>
         </w:rPr>
-        <w:t>Nếu tất cả validation pass, FRC có thể Confirm Route Ready.</w:t>
+        <w:t>Nếu tất cả validation pass, assigned FRC có thể Confirm Route Ready.</w:t>
       </w:r>
     </w:p>
     <w:p>
@@ -13777,17 +13701,7 @@
           <w:szCs w:val="22"/>
           <w:lang w:val="vi-VN"/>
         </w:rPr>
-        <w:t>Sources:</w:t>
-      </w:r>
-      <w:r>
-        <w:rPr>
-          <w:rFonts w:ascii="Calibri" w:hAnsi="Calibri" w:cs="Calibri"/>
-          <w:color w:val="172235"/>
-          <w:sz w:val="22"/>
-          <w:szCs w:val="22"/>
-          <w:lang w:val="vi-VN"/>
-        </w:rPr>
-        <w:t xml:space="preserve"> Confirmed human decision on planned-time validation; Confirmed Workflow §§10, 13; BR-06; ERD route_legs.</w:t>
+        <w:t>Sources: Confirmed human decisions on planned-time validation and assigned-FRC queue; Confirmed Workflow §§5.4, 10, 13; BR-10, BR-17; ERD route_legs, order_staff_assignments.</w:t>
       </w:r>
     </w:p>
     <w:p>
@@ -13876,6 +13790,7 @@
     <w:p>
       <w:pPr>
         <w:pStyle w:val="meta"/>
+        <w:spacing w:after="20"/>
         <w:rPr>
           <w:rFonts w:ascii="Calibri" w:hAnsi="Calibri" w:cs="Calibri"/>
           <w:color w:val="172235"/>
@@ -13898,6 +13813,7 @@
     <w:p>
       <w:pPr>
         <w:pStyle w:val="meta"/>
+        <w:spacing w:after="20"/>
         <w:rPr>
           <w:rFonts w:ascii="Calibri" w:hAnsi="Calibri" w:cs="Calibri"/>
           <w:color w:val="172235"/>
@@ -13930,6 +13846,7 @@
     <w:p>
       <w:pPr>
         <w:pStyle w:val="meta"/>
+        <w:spacing w:after="20"/>
         <w:rPr>
           <w:rFonts w:ascii="Calibri" w:hAnsi="Calibri" w:cs="Calibri"/>
           <w:color w:val="172235"/>
@@ -13962,6 +13879,7 @@
     <w:p>
       <w:pPr>
         <w:pStyle w:val="meta"/>
+        <w:spacing w:after="20"/>
         <w:rPr>
           <w:rFonts w:ascii="Calibri" w:hAnsi="Calibri" w:cs="Calibri"/>
           <w:color w:val="172235"/>
@@ -13978,22 +13896,13 @@
           <w:szCs w:val="22"/>
           <w:lang w:val="vi-VN"/>
         </w:rPr>
-        <w:t>Description:</w:t>
-      </w:r>
-      <w:r>
-        <w:rPr>
-          <w:rFonts w:ascii="Calibri" w:hAnsi="Calibri" w:cs="Calibri"/>
-          <w:color w:val="172235"/>
-          <w:sz w:val="22"/>
-          <w:szCs w:val="22"/>
-          <w:lang w:val="vi-VN"/>
-        </w:rPr>
-        <w:t xml:space="preserve"> FRC chọn Vehicle, phân từng Horse vào đúng một Vehicle và tạo các checkpoint trung gian.</w:t>
+        <w:t>Description: Assigned FRC chọn Vehicle từ fleet/reference data, phân từng Horse vào đúng một Vehicle và tạo các checkpoint trung gian.</w:t>
       </w:r>
     </w:p>
     <w:p>
       <w:pPr>
         <w:keepNext/>
+        <w:spacing w:after="20"/>
         <w:divId w:val="1260871920"/>
         <w:rPr>
           <w:rFonts w:ascii="Calibri" w:eastAsia="Times New Roman" w:hAnsi="Calibri" w:cs="Calibri"/>
@@ -14017,6 +13926,7 @@
     <w:p>
       <w:pPr>
         <w:pStyle w:val="NormalWeb"/>
+        <w:spacing w:after="20"/>
         <w:rPr>
           <w:rFonts w:ascii="Calibri" w:hAnsi="Calibri" w:cs="Calibri"/>
           <w:color w:val="172235"/>
@@ -14039,6 +13949,7 @@
     <w:p>
       <w:pPr>
         <w:keepNext/>
+        <w:spacing w:after="20"/>
         <w:divId w:val="1856918522"/>
         <w:rPr>
           <w:rFonts w:ascii="Calibri" w:eastAsia="Times New Roman" w:hAnsi="Calibri" w:cs="Calibri"/>
@@ -14065,7 +13976,7 @@
           <w:ilvl w:val="0"/>
           <w:numId w:val="31"/>
         </w:numPr>
-        <w:spacing w:after="80"/>
+        <w:spacing w:after="20"/>
         <w:ind w:left="1267"/>
         <w:rPr>
           <w:rFonts w:ascii="Calibri" w:eastAsia="Times New Roman" w:hAnsi="Calibri" w:cs="Calibri"/>
@@ -14083,7 +13994,7 @@
           <w:szCs w:val="22"/>
           <w:lang w:val="vi-VN"/>
         </w:rPr>
-        <w:t>FRC chọn một hoặc nhiều Vehicle.</w:t>
+        <w:t>Assigned FRC chọn một hoặc nhiều selectable Vehicle; Driver/Escort không được chọn thủ công.</w:t>
       </w:r>
     </w:p>
     <w:p>
@@ -14092,7 +14003,7 @@
           <w:ilvl w:val="0"/>
           <w:numId w:val="31"/>
         </w:numPr>
-        <w:spacing w:after="80"/>
+        <w:spacing w:after="20"/>
         <w:ind w:left="1267"/>
         <w:rPr>
           <w:rFonts w:ascii="Calibri" w:eastAsia="Times New Roman" w:hAnsi="Calibri" w:cs="Calibri"/>
@@ -14119,7 +14030,7 @@
           <w:ilvl w:val="0"/>
           <w:numId w:val="31"/>
         </w:numPr>
-        <w:spacing w:after="80"/>
+        <w:spacing w:after="20"/>
         <w:ind w:left="1267"/>
         <w:rPr>
           <w:rFonts w:ascii="Calibri" w:eastAsia="Times New Roman" w:hAnsi="Calibri" w:cs="Calibri"/>
@@ -14146,7 +14057,7 @@
           <w:ilvl w:val="0"/>
           <w:numId w:val="31"/>
         </w:numPr>
-        <w:spacing w:after="80"/>
+        <w:spacing w:after="20"/>
         <w:ind w:left="1267"/>
         <w:rPr>
           <w:rFonts w:ascii="Calibri" w:eastAsia="Times New Roman" w:hAnsi="Calibri" w:cs="Calibri"/>
@@ -14164,7 +14075,7 @@
           <w:szCs w:val="22"/>
           <w:lang w:val="vi-VN"/>
         </w:rPr>
-        <w:t>Hệ thống kiểm tra Vehicle schedule overlap.</w:t>
+        <w:t>Hệ thống suy ra Vehicle schedule availability từ ROAD allocations và planned intervals; không đồng bộ cờ AVAILABLE/BUSY.</w:t>
       </w:r>
     </w:p>
     <w:p>
@@ -14173,7 +14084,7 @@
           <w:ilvl w:val="0"/>
           <w:numId w:val="31"/>
         </w:numPr>
-        <w:spacing w:after="80"/>
+        <w:spacing w:after="20"/>
         <w:ind w:left="1267"/>
         <w:rPr>
           <w:rFonts w:ascii="Calibri" w:eastAsia="Times New Roman" w:hAnsi="Calibri" w:cs="Calibri"/>
@@ -14197,6 +14108,7 @@
     <w:p>
       <w:pPr>
         <w:keepNext/>
+        <w:spacing w:after="20"/>
         <w:divId w:val="1418483653"/>
         <w:rPr>
           <w:rFonts w:ascii="Calibri" w:eastAsia="Times New Roman" w:hAnsi="Calibri" w:cs="Calibri"/>
@@ -14223,7 +14135,7 @@
           <w:ilvl w:val="0"/>
           <w:numId w:val="32"/>
         </w:numPr>
-        <w:spacing w:after="80"/>
+        <w:spacing w:after="20"/>
         <w:ind w:left="1267"/>
         <w:rPr>
           <w:rFonts w:ascii="Calibri" w:eastAsia="Times New Roman" w:hAnsi="Calibri" w:cs="Calibri"/>
@@ -14250,7 +14162,7 @@
           <w:ilvl w:val="0"/>
           <w:numId w:val="32"/>
         </w:numPr>
-        <w:spacing w:after="80"/>
+        <w:spacing w:after="20"/>
         <w:ind w:left="1267"/>
         <w:rPr>
           <w:rFonts w:ascii="Calibri" w:eastAsia="Times New Roman" w:hAnsi="Calibri" w:cs="Calibri"/>
@@ -14277,7 +14189,7 @@
           <w:ilvl w:val="0"/>
           <w:numId w:val="32"/>
         </w:numPr>
-        <w:spacing w:after="80"/>
+        <w:spacing w:after="20"/>
         <w:ind w:left="1267"/>
         <w:rPr>
           <w:rFonts w:ascii="Calibri" w:eastAsia="Times New Roman" w:hAnsi="Calibri" w:cs="Calibri"/>
@@ -14295,7 +14207,7 @@
           <w:szCs w:val="22"/>
           <w:lang w:val="vi-VN"/>
         </w:rPr>
-        <w:t>Vehicle đã nằm trong overlapping ROAD leg: validation fail.</w:t>
+        <w:t>Vehicle đã được allocate cho ROAD leg khác của non-terminal Order với newStart &lt; existingEnd AND newEnd &gt; existingStart: validation fail; bỏ qua current RouteLeg và hai interval chạm biên không overlap.</w:t>
       </w:r>
     </w:p>
     <w:p>
@@ -14304,7 +14216,7 @@
           <w:ilvl w:val="0"/>
           <w:numId w:val="32"/>
         </w:numPr>
-        <w:spacing w:after="80"/>
+        <w:spacing w:after="20"/>
         <w:ind w:left="1267"/>
         <w:rPr>
           <w:rFonts w:ascii="Calibri" w:eastAsia="Times New Roman" w:hAnsi="Calibri" w:cs="Calibri"/>
@@ -14328,6 +14240,7 @@
     <w:p>
       <w:pPr>
         <w:keepNext/>
+        <w:spacing w:after="20"/>
         <w:divId w:val="1643386062"/>
         <w:rPr>
           <w:rFonts w:ascii="Calibri" w:eastAsia="Times New Roman" w:hAnsi="Calibri" w:cs="Calibri"/>
@@ -14354,7 +14267,7 @@
           <w:ilvl w:val="0"/>
           <w:numId w:val="33"/>
         </w:numPr>
-        <w:spacing w:after="80"/>
+        <w:spacing w:after="20"/>
         <w:ind w:left="1267"/>
         <w:rPr>
           <w:rFonts w:ascii="Calibri" w:eastAsia="Times New Roman" w:hAnsi="Calibri" w:cs="Calibri"/>
@@ -14381,7 +14294,7 @@
           <w:ilvl w:val="0"/>
           <w:numId w:val="33"/>
         </w:numPr>
-        <w:spacing w:after="80"/>
+        <w:spacing w:after="20"/>
         <w:ind w:left="1267"/>
         <w:rPr>
           <w:rFonts w:ascii="Calibri" w:eastAsia="Times New Roman" w:hAnsi="Calibri" w:cs="Calibri"/>
@@ -14408,7 +14321,7 @@
           <w:ilvl w:val="0"/>
           <w:numId w:val="33"/>
         </w:numPr>
-        <w:spacing w:after="80"/>
+        <w:spacing w:after="20"/>
         <w:ind w:left="1267"/>
         <w:rPr>
           <w:rFonts w:ascii="Calibri" w:eastAsia="Times New Roman" w:hAnsi="Calibri" w:cs="Calibri"/>
@@ -14426,7 +14339,7 @@
           <w:szCs w:val="22"/>
           <w:lang w:val="vi-VN"/>
         </w:rPr>
-        <w:t>[ ] Cùng Vehicle không được dùng ở các planned-time interval chồng nhau.</w:t>
+        <w:t>[ ] Cùng Vehicle không được dùng ở các planned-time interval chồng nhau; availability được suy ra từ allocations thay vì mutable busy status.</w:t>
       </w:r>
     </w:p>
     <w:p>
@@ -14435,7 +14348,7 @@
           <w:ilvl w:val="0"/>
           <w:numId w:val="33"/>
         </w:numPr>
-        <w:spacing w:after="80"/>
+        <w:spacing w:after="20"/>
         <w:ind w:left="1267"/>
         <w:rPr>
           <w:rFonts w:ascii="Calibri" w:eastAsia="Times New Roman" w:hAnsi="Calibri" w:cs="Calibri"/>
@@ -14462,7 +14375,7 @@
           <w:ilvl w:val="0"/>
           <w:numId w:val="33"/>
         </w:numPr>
-        <w:spacing w:after="80"/>
+        <w:spacing w:after="20"/>
         <w:ind w:left="1267"/>
         <w:rPr>
           <w:rFonts w:ascii="Calibri" w:eastAsia="Times New Roman" w:hAnsi="Calibri" w:cs="Calibri"/>
@@ -14489,7 +14402,7 @@
           <w:ilvl w:val="0"/>
           <w:numId w:val="33"/>
         </w:numPr>
-        <w:spacing w:after="80"/>
+        <w:spacing w:after="20"/>
         <w:ind w:left="1267"/>
         <w:rPr>
           <w:rFonts w:ascii="Calibri" w:eastAsia="Times New Roman" w:hAnsi="Calibri" w:cs="Calibri"/>
@@ -14513,6 +14426,7 @@
     <w:p>
       <w:pPr>
         <w:pStyle w:val="meta"/>
+        <w:spacing w:after="20"/>
         <w:rPr>
           <w:rFonts w:ascii="Calibri" w:hAnsi="Calibri" w:cs="Calibri"/>
           <w:color w:val="172235"/>
@@ -14545,6 +14459,7 @@
     <w:p>
       <w:pPr>
         <w:pStyle w:val="meta"/>
+        <w:spacing w:after="20"/>
         <w:rPr>
           <w:rFonts w:ascii="Calibri" w:hAnsi="Calibri" w:cs="Calibri"/>
           <w:color w:val="172235"/>
@@ -14577,6 +14492,7 @@
     <w:p>
       <w:pPr>
         <w:pStyle w:val="meta"/>
+        <w:spacing w:after="20"/>
         <w:rPr>
           <w:rFonts w:ascii="Calibri" w:hAnsi="Calibri" w:cs="Calibri"/>
           <w:color w:val="172235"/>
@@ -14609,6 +14525,7 @@
     <w:p>
       <w:pPr>
         <w:pStyle w:val="meta"/>
+        <w:spacing w:after="20"/>
         <w:rPr>
           <w:rFonts w:ascii="Calibri" w:hAnsi="Calibri" w:cs="Calibri"/>
           <w:color w:val="172235"/>
@@ -14625,23 +14542,13 @@
           <w:szCs w:val="22"/>
           <w:lang w:val="vi-VN"/>
         </w:rPr>
-        <w:t>Sources:</w:t>
-      </w:r>
-      <w:r>
-        <w:rPr>
-          <w:rFonts w:ascii="Calibri" w:hAnsi="Calibri" w:cs="Calibri"/>
-          <w:color w:val="172235"/>
-          <w:sz w:val="22"/>
-          <w:szCs w:val="22"/>
-          <w:lang w:val="vi-VN"/>
-        </w:rPr>
-        <w:t xml:space="preserve"> Confirmed Workflow §§11, 17; BR-07, phần ROAD của BR-08/09.</w:t>
+        <w:t>Sources: Confirmed Workflow §§11, 17; BR-08, BR-09, BR-11, BR-23; ERD vehicles, road_leg_vehicles, route_legs.</w:t>
       </w:r>
     </w:p>
     <w:p>
       <w:pPr>
         <w:pStyle w:val="classification"/>
-        <w:spacing w:after="120"/>
+        <w:spacing w:after="20"/>
         <w:rPr>
           <w:rFonts w:ascii="Calibri" w:hAnsi="Calibri" w:cs="Calibri"/>
           <w:color w:val="172235"/>
@@ -14674,6 +14581,7 @@
     <w:p>
       <w:pPr>
         <w:pStyle w:val="NormalWeb"/>
+        <w:spacing w:after="20"/>
         <w:rPr>
           <w:rFonts w:ascii="Calibri" w:hAnsi="Calibri" w:cs="Calibri"/>
           <w:color w:val="172235"/>
@@ -15557,17 +15465,7 @@
           <w:szCs w:val="22"/>
           <w:lang w:val="vi-VN"/>
         </w:rPr>
-        <w:t>Description:</w:t>
-      </w:r>
-      <w:r>
-        <w:rPr>
-          <w:rFonts w:ascii="Calibri" w:hAnsi="Calibri" w:cs="Calibri"/>
-          <w:color w:val="172235"/>
-          <w:sz w:val="22"/>
-          <w:szCs w:val="22"/>
-          <w:lang w:val="vi-VN"/>
-        </w:rPr>
-        <w:t xml:space="preserve"> FRC Confirm Route Ready; LM Confirm hoặc Return với reason.</w:t>
+        <w:t>Description: Assigned FRC Confirm Route Ready; LM Confirm hoặc Return với reason.</w:t>
       </w:r>
     </w:p>
     <w:p>
@@ -15662,7 +15560,7 @@
           <w:szCs w:val="22"/>
           <w:lang w:val="vi-VN"/>
         </w:rPr>
-        <w:t>FRC Confirm Route Ready.</w:t>
+        <w:t>Assigned FRC Confirm Route Ready.</w:t>
       </w:r>
     </w:p>
     <w:p>
@@ -15847,7 +15745,7 @@
           <w:szCs w:val="22"/>
           <w:lang w:val="vi-VN"/>
         </w:rPr>
-        <w:t>Return mở lại Route Plan cho FRC sửa và resubmit.</w:t>
+        <w:t>Return mở lại Route Plan cho assigned FRC sửa và resubmit.</w:t>
       </w:r>
     </w:p>
     <w:p>
@@ -16378,17 +16276,7 @@
           <w:szCs w:val="22"/>
           <w:lang w:val="vi-VN"/>
         </w:rPr>
-        <w:t>Description:</w:t>
-      </w:r>
-      <w:r>
-        <w:rPr>
-          <w:rFonts w:ascii="Calibri" w:hAnsi="Calibri" w:cs="Calibri"/>
-          <w:color w:val="172235"/>
-          <w:sz w:val="22"/>
-          <w:szCs w:val="22"/>
-          <w:lang w:val="vi-VN"/>
-        </w:rPr>
-        <w:t xml:space="preserve"> Hệ thống tự động gán Driver/Escort theo từng ROAD Vehicle hoặc AIR leg.</w:t>
+        <w:t>Description: Sau LM Confirm/Lock, hệ thống tự động chọn eligible Driver/Escort theo từng ROAD Vehicle hoặc AIR leg; FRC không chọn execution staff.</w:t>
       </w:r>
     </w:p>
     <w:p>
@@ -16483,7 +16371,7 @@
           <w:szCs w:val="22"/>
           <w:lang w:val="vi-VN"/>
         </w:rPr>
-        <w:t>Với mỗi ROAD Vehicle, hệ thống gán đúng một Driver và một Escort.</w:t>
+        <w:t>Với mỗi ROAD Vehicle, hệ thống lọc ACTIVE Driver/Escort đúng role, loại người có overlapping non-completed execution assignment, rồi gán đúng một Driver và một Escort.</w:t>
       </w:r>
     </w:p>
     <w:p>
@@ -16510,7 +16398,7 @@
           <w:szCs w:val="22"/>
           <w:lang w:val="vi-VN"/>
         </w:rPr>
-        <w:t>Với mỗi AIR leg, hệ thống gán đúng một Escort.</w:t>
+        <w:t>Với mỗi AIR leg, hệ thống lọc ACTIVE Escort không có overlapping non-completed ROAD/AIR execution assignment rồi gán đúng một Escort; AIR không có Driver.</w:t>
       </w:r>
     </w:p>
     <w:p>
@@ -16537,7 +16425,7 @@
           <w:szCs w:val="22"/>
           <w:lang w:val="vi-VN"/>
         </w:rPr>
-        <w:t>Assignment lưu scope cụ thể và Horses liên quan.</w:t>
+        <w:t>Trong tập eligible, hệ thống ưu tiên active execution-assignment count thấp nhất và dùng stable user ID làm deterministic tie-breaker; assignment lưu scope cụ thể và Horses liên quan.</w:t>
       </w:r>
     </w:p>
     <w:p>
@@ -16790,7 +16678,7 @@
           <w:szCs w:val="22"/>
           <w:lang w:val="vi-VN"/>
         </w:rPr>
-        <w:t>[ ] Staff có thể khác nhau giữa các RouteLeg.</w:t>
+        <w:t>[ ] Staff có thể khác nhau giữa các RouteLeg và không ai được double-booked ở các planned interval chồng nhau.</w:t>
       </w:r>
     </w:p>
     <w:p>
@@ -16953,17 +16841,7 @@
           <w:szCs w:val="22"/>
           <w:lang w:val="vi-VN"/>
         </w:rPr>
-        <w:t>Sources:</w:t>
-      </w:r>
-      <w:r>
-        <w:rPr>
-          <w:rFonts w:ascii="Calibri" w:hAnsi="Calibri" w:cs="Calibri"/>
-          <w:color w:val="172235"/>
-          <w:sz w:val="22"/>
-          <w:szCs w:val="22"/>
-          <w:lang w:val="vi-VN"/>
-        </w:rPr>
-        <w:t xml:space="preserve"> Confirmed Workflow §14.</w:t>
+        <w:t>Sources: Confirmed Workflow §14; BR-16; ERD users, road_vehicle_executions, air_leg_executions.</w:t>
       </w:r>
     </w:p>
     <w:p>
@@ -17018,17 +16896,7 @@
           <w:szCs w:val="22"/>
           <w:lang w:val="vi-VN"/>
         </w:rPr>
-        <w:t>Assumptions / Open Questions:</w:t>
-      </w:r>
-      <w:r>
-        <w:rPr>
-          <w:rFonts w:ascii="Calibri" w:hAnsi="Calibri" w:cs="Calibri"/>
-          <w:color w:val="172235"/>
-          <w:sz w:val="22"/>
-          <w:szCs w:val="22"/>
-          <w:lang w:val="vi-VN"/>
-        </w:rPr>
-        <w:t xml:space="preserve"> None. Downstream architecture/design consideration: resource-selection logic within the confirmed MVP assumption that suitable Driver/Escort resources are always available.</w:t>
+        <w:t>Assumptions / Open Questions: None. Confirmed MVP assumption: suitable Driver/Escort resources are always available; no fallback flow is required.</w:t>
       </w:r>
     </w:p>
     <w:p>
@@ -21966,17 +21834,7 @@
           <w:szCs w:val="22"/>
           <w:lang w:val="vi-VN"/>
         </w:rPr>
-        <w:t>Sources:</w:t>
-      </w:r>
-      <w:r>
-        <w:rPr>
-          <w:rFonts w:ascii="Calibri" w:hAnsi="Calibri" w:cs="Calibri"/>
-          <w:color w:val="172235"/>
-          <w:sz w:val="22"/>
-          <w:szCs w:val="22"/>
-          <w:lang w:val="vi-VN"/>
-        </w:rPr>
-        <w:t xml:space="preserve"> BR-19; Confirmed Workflow lifecycle và phase transitions.</w:t>
+        <w:t>Sources: BR-19; Confirmed Workflow lifecycle và phase transitions.</w:t>
       </w:r>
     </w:p>
     <w:p>
